--- a/Collatio/4/4. Edición/4-F.docx
+++ b/Collatio/4/4. Edición/4-F.docx
@@ -84,7 +84,7 @@
         <w:rPr>
           <w:rFonts w:ascii="Brill" w:hAnsi="Brill"/>
         </w:rPr>
-        <w:t xml:space="preserve">Verum est sanctos sedem Dei vocasse </w:t>
+        <w:t xml:space="preserve">Verum est sanctos </w:t>
       </w:r>
       <w:r>
         <w:rPr>
@@ -96,13 +96,25 @@
         <w:rPr>
           <w:rFonts w:ascii="Brill" w:hAnsi="Brill"/>
         </w:rPr>
+        <w:t>sedem Dei</w:t>
+      </w:r>
+      <w:r>
+        <w:rPr>
+          <w:rFonts w:ascii="Brill" w:hAnsi="Brill"/>
+        </w:rPr>
+        <w:t>’</w:t>
+      </w:r>
+      <w:r>
+        <w:rPr>
+          <w:rFonts w:ascii="Brill" w:hAnsi="Brill"/>
+        </w:rPr>
+        <w:t xml:space="preserve"> vocasse </w:t>
+      </w:r>
+      <w:r>
+        <w:rPr>
+          <w:rFonts w:ascii="Brill" w:hAnsi="Brill"/>
+        </w:rPr>
         <w:t>novum caelum</w:t>
-      </w:r>
-      <w:r>
-        <w:rPr>
-          <w:rFonts w:ascii="Brill" w:hAnsi="Brill"/>
-        </w:rPr>
-        <w:t>’</w:t>
       </w:r>
       <w:r>
         <w:rPr>
